--- a/06-学生侧材料/讲义/2026-06-23-立体化学与区域选择性.docx
+++ b/06-学生侧材料/讲义/2026-06-23-立体化学与区域选择性.docx
@@ -2,7 +2,7 @@
 <file path=word/document.xml><?xml version="1.0" encoding="utf-8"?>
 <w:document xmlns:w="http://schemas.openxmlformats.org/wordprocessingml/2006/main" xmlns:m="http://schemas.openxmlformats.org/officeDocument/2006/math" xmlns:r="http://schemas.openxmlformats.org/officeDocument/2006/relationships" xmlns:o="urn:schemas-microsoft-com:office:office" xmlns:v="urn:schemas-microsoft-com:vml" xmlns:w10="urn:schemas-microsoft-com:office:word" xmlns:a="http://schemas.openxmlformats.org/drawingml/2006/main" xmlns:pic="http://schemas.openxmlformats.org/drawingml/2006/picture" xmlns:wp="http://schemas.openxmlformats.org/drawingml/2006/wordprocessingDrawing">
   <w:body>
-    <w:bookmarkStart w:id="54" w:name="专题立体化学与区域选择性提高班"/>
+    <w:bookmarkStart w:id="66" w:name="专题立体化学与区域选择性提高班"/>
     <w:p>
       <w:pPr>
         <w:pStyle w:val="Heading1"/>
@@ -336,7 +336,7 @@
           <w:p>
             <w:pPr>
               <w:pStyle w:val="Compact"/>
-              <w:jc w:val="left"/>
+              <w:jc w:val="center"/>
             </w:pPr>
             <w:r>
               <w:rPr>
@@ -352,7 +352,7 @@
           <w:p>
             <w:pPr>
               <w:pStyle w:val="Compact"/>
-              <w:jc w:val="left"/>
+              <w:jc w:val="center"/>
             </w:pPr>
             <w:r>
               <w:rPr>
@@ -385,7 +385,7 @@
           <w:p>
             <w:pPr>
               <w:pStyle w:val="Compact"/>
-              <w:jc w:val="left"/>
+              <w:jc w:val="center"/>
             </w:pPr>
             <w:r>
               <w:rPr>
@@ -402,7 +402,7 @@
           <w:p>
             <w:pPr>
               <w:pStyle w:val="Compact"/>
-              <w:jc w:val="left"/>
+              <w:jc w:val="center"/>
             </w:pPr>
             <w:r>
               <w:rPr>
@@ -434,7 +434,7 @@
           <w:p>
             <w:pPr>
               <w:pStyle w:val="Compact"/>
-              <w:jc w:val="left"/>
+              <w:jc w:val="center"/>
             </w:pPr>
             <w:r>
               <w:rPr>
@@ -451,7 +451,7 @@
           <w:p>
             <w:pPr>
               <w:pStyle w:val="Compact"/>
-              <w:jc w:val="left"/>
+              <w:jc w:val="center"/>
             </w:pPr>
             <w:r>
               <w:rPr>
@@ -483,7 +483,7 @@
           <w:p>
             <w:pPr>
               <w:pStyle w:val="Compact"/>
-              <w:jc w:val="left"/>
+              <w:jc w:val="center"/>
             </w:pPr>
             <w:r>
               <w:rPr>
@@ -500,7 +500,7 @@
           <w:p>
             <w:pPr>
               <w:pStyle w:val="Compact"/>
-              <w:jc w:val="left"/>
+              <w:jc w:val="center"/>
             </w:pPr>
             <w:r>
               <w:rPr>
@@ -539,7 +539,7 @@
       </w:r>
     </w:p>
     <w:bookmarkEnd w:id="10"/>
-    <w:bookmarkStart w:id="14" w:name="二手性基础"/>
+    <w:bookmarkStart w:id="26" w:name="二手性基础"/>
     <w:p>
       <w:pPr>
         <w:pStyle w:val="Heading2"/>
@@ -551,7 +551,116 @@
         <w:t xml:space="preserve">二、手性基础</w:t>
       </w:r>
     </w:p>
-    <w:bookmarkStart w:id="11" w:name="手性中心与rs命名"/>
+    <w:p>
+      <w:pPr>
+        <w:pStyle w:val="FirstParagraph"/>
+        <w:jc w:val="center"/>
+      </w:pPr>
+      <w:r>
+        <w:rPr>
+          <w:b w:val="0"/>
+          <w:i w:val="0"/>
+          <w:sz w:val="21"/>
+        </w:rPr>
+        <w:drawing>
+          <wp:inline>
+            <wp:extent cx="5334000" cy="3618752"/>
+            <wp:effectExtent b="0" l="0" r="0" t="0"/>
+            <wp:docPr descr="手性——左手与右手互为镜像但不可重叠" title="" id="12" name="Picture"/>
+            <a:graphic>
+              <a:graphicData uri="http://schemas.openxmlformats.org/drawingml/2006/picture">
+                <pic:pic>
+                  <pic:nvPicPr>
+                    <pic:cNvPr descr="media/chirality-hands.png" id="13" name="Picture"/>
+                    <pic:cNvPicPr>
+                      <a:picLocks noChangeArrowheads="1" noChangeAspect="1"/>
+                    </pic:cNvPicPr>
+                  </pic:nvPicPr>
+                  <pic:blipFill>
+                    <a:blip r:embed="rId11"/>
+                    <a:stretch>
+                      <a:fillRect/>
+                    </a:stretch>
+                  </pic:blipFill>
+                  <pic:spPr bwMode="auto">
+                    <a:xfrm>
+                      <a:off x="0" y="0"/>
+                      <a:ext cx="5334000" cy="3618752"/>
+                    </a:xfrm>
+                    <a:prstGeom prst="rect">
+                      <a:avLst/>
+                    </a:prstGeom>
+                    <a:noFill/>
+                    <a:ln w="9525">
+                      <a:noFill/>
+                      <a:headEnd/>
+                      <a:tailEnd/>
+                    </a:ln>
+                  </pic:spPr>
+                </pic:pic>
+              </a:graphicData>
+            </a:graphic>
+          </wp:inline>
+        </w:drawing>
+      </w:r>
+      <w:r>
+        <w:rPr>
+          <w:b w:val="0"/>
+          <w:i w:val="0"/>
+          <w:sz w:val="21"/>
+        </w:rPr>
+        <w:t xml:space="preserve"> </w:t>
+      </w:r>
+      <w:r>
+        <w:rPr>
+          <w:rFonts w:hint="eastAsia" w:eastAsia="FangSong" w:ascii="Times New Roman" w:hAnsi="Times New Roman"/>
+          <w:b w:val="0"/>
+          <w:i w:val="0"/>
+          <w:iCs/>
+          <w:sz w:val="21"/>
+        </w:rPr>
+        <w:t xml:space="preserve">图</w:t>
+      </w:r>
+      <w:r>
+        <w:rPr>
+          <w:b w:val="0"/>
+          <w:i w:val="0"/>
+          <w:iCs/>
+          <w:sz w:val="21"/>
+        </w:rPr>
+        <w:t xml:space="preserve"> </w:t>
+      </w:r>
+      <w:r>
+        <w:rPr>
+          <w:rFonts w:hint="eastAsia" w:eastAsia="FangSong" w:ascii="Times New Roman" w:hAnsi="Times New Roman"/>
+          <w:b w:val="0"/>
+          <w:i w:val="0"/>
+          <w:iCs/>
+          <w:sz w:val="21"/>
+        </w:rPr>
+        <w:t xml:space="preserve">手性的直观类比。左手和右手互为镜像，但不能通过旋转使它们完全重叠——这正是手性分子的本质特征（Wikimedia</w:t>
+      </w:r>
+      <w:r>
+        <w:rPr>
+          <w:b w:val="0"/>
+          <w:i w:val="0"/>
+          <w:iCs/>
+          <w:sz w:val="21"/>
+        </w:rPr>
+        <w:t xml:space="preserve"> </w:t>
+      </w:r>
+      <w:r>
+        <w:rPr>
+          <w:rFonts w:hint="eastAsia" w:eastAsia="FangSong" w:ascii="Times New Roman" w:hAnsi="Times New Roman"/>
+          <w:b w:val="0"/>
+          <w:i w:val="0"/>
+          <w:iCs/>
+          <w:sz w:val="21"/>
+        </w:rPr>
+        <w:t xml:space="preserve">Commons）</w:t>
+      </w:r>
+    </w:p>
+    <w:bookmarkStart w:id="17" w:name="手性中心与rs命名"/>
     <w:p>
       <w:pPr>
         <w:pStyle w:val="Heading3"/>
@@ -588,6 +697,115 @@
     <w:p>
       <w:pPr>
         <w:pStyle w:val="BodyText"/>
+        <w:jc w:val="center"/>
+      </w:pPr>
+      <w:r>
+        <w:rPr>
+          <w:b w:val="0"/>
+          <w:i w:val="0"/>
+          <w:sz w:val="21"/>
+        </w:rPr>
+        <w:drawing>
+          <wp:inline>
+            <wp:extent cx="5334000" cy="2218944"/>
+            <wp:effectExtent b="0" l="0" r="0" t="0"/>
+            <wp:docPr descr="手性中心——连有四个不同基团的 sp³ 碳原子" title="" id="15" name="Picture"/>
+            <a:graphic>
+              <a:graphicData uri="http://schemas.openxmlformats.org/drawingml/2006/picture">
+                <pic:pic>
+                  <pic:nvPicPr>
+                    <pic:cNvPr descr="media/chiral-center.png" id="16" name="Picture"/>
+                    <pic:cNvPicPr>
+                      <a:picLocks noChangeArrowheads="1" noChangeAspect="1"/>
+                    </pic:cNvPicPr>
+                  </pic:nvPicPr>
+                  <pic:blipFill>
+                    <a:blip r:embed="rId14"/>
+                    <a:stretch>
+                      <a:fillRect/>
+                    </a:stretch>
+                  </pic:blipFill>
+                  <pic:spPr bwMode="auto">
+                    <a:xfrm>
+                      <a:off x="0" y="0"/>
+                      <a:ext cx="5334000" cy="2218944"/>
+                    </a:xfrm>
+                    <a:prstGeom prst="rect">
+                      <a:avLst/>
+                    </a:prstGeom>
+                    <a:noFill/>
+                    <a:ln w="9525">
+                      <a:noFill/>
+                      <a:headEnd/>
+                      <a:tailEnd/>
+                    </a:ln>
+                  </pic:spPr>
+                </pic:pic>
+              </a:graphicData>
+            </a:graphic>
+          </wp:inline>
+        </w:drawing>
+      </w:r>
+      <w:r>
+        <w:rPr>
+          <w:b w:val="0"/>
+          <w:i w:val="0"/>
+          <w:sz w:val="21"/>
+        </w:rPr>
+        <w:t xml:space="preserve"> </w:t>
+      </w:r>
+      <w:r>
+        <w:rPr>
+          <w:rFonts w:hint="eastAsia" w:eastAsia="FangSong" w:ascii="Times New Roman" w:hAnsi="Times New Roman"/>
+          <w:b w:val="0"/>
+          <w:i w:val="0"/>
+          <w:iCs/>
+          <w:sz w:val="21"/>
+        </w:rPr>
+        <w:t xml:space="preserve">图</w:t>
+      </w:r>
+      <w:r>
+        <w:rPr>
+          <w:b w:val="0"/>
+          <w:i w:val="0"/>
+          <w:iCs/>
+          <w:sz w:val="21"/>
+        </w:rPr>
+        <w:t xml:space="preserve"> </w:t>
+      </w:r>
+      <w:r>
+        <w:rPr>
+          <w:rFonts w:hint="eastAsia" w:eastAsia="FangSong" w:ascii="Times New Roman" w:hAnsi="Times New Roman"/>
+          <w:b w:val="0"/>
+          <w:i w:val="0"/>
+          <w:iCs/>
+          <w:sz w:val="21"/>
+        </w:rPr>
+        <w:t xml:space="preserve">手性中心的四面体结构。四个不同的取代基（A、B、C、D）连接到中心碳原子，形成一对不可重叠的镜像对映体（Wikimedia</w:t>
+      </w:r>
+      <w:r>
+        <w:rPr>
+          <w:b w:val="0"/>
+          <w:i w:val="0"/>
+          <w:iCs/>
+          <w:sz w:val="21"/>
+        </w:rPr>
+        <w:t xml:space="preserve"> </w:t>
+      </w:r>
+      <w:r>
+        <w:rPr>
+          <w:rFonts w:hint="eastAsia" w:eastAsia="FangSong" w:ascii="Times New Roman" w:hAnsi="Times New Roman"/>
+          <w:b w:val="0"/>
+          <w:i w:val="0"/>
+          <w:iCs/>
+          <w:sz w:val="21"/>
+        </w:rPr>
+        <w:t xml:space="preserve">Commons）</w:t>
+      </w:r>
+    </w:p>
+    <w:p>
+      <w:pPr>
+        <w:pStyle w:val="BodyText"/>
       </w:pPr>
       <w:r>
         <w:rPr>
@@ -775,8 +993,8 @@
         <w:t xml:space="preserve">。</w:t>
       </w:r>
     </w:p>
-    <w:bookmarkEnd w:id="11"/>
-    <w:bookmarkStart w:id="12" w:name="立体异构体分类"/>
+    <w:bookmarkEnd w:id="17"/>
+    <w:bookmarkStart w:id="24" w:name="立体异构体分类"/>
     <w:p>
       <w:pPr>
         <w:pStyle w:val="Heading3"/>
@@ -789,6 +1007,115 @@
           <w:rFonts w:hint="eastAsia" w:eastAsia="SimHei" w:ascii="Times New Roman" w:hAnsi="Times New Roman"/>
         </w:rPr>
         <w:t xml:space="preserve">立体异构体分类</w:t>
+      </w:r>
+    </w:p>
+    <w:p>
+      <w:pPr>
+        <w:pStyle w:val="FirstParagraph"/>
+        <w:jc w:val="center"/>
+      </w:pPr>
+      <w:r>
+        <w:rPr>
+          <w:b w:val="0"/>
+          <w:i w:val="0"/>
+          <w:sz w:val="21"/>
+        </w:rPr>
+        <w:drawing>
+          <wp:inline>
+            <wp:extent cx="5334000" cy="3371088"/>
+            <wp:effectExtent b="0" l="0" r="0" t="0"/>
+            <wp:docPr descr="立体异构体的分类——构造异构、构象异构、构型异构" title="" id="19" name="Picture"/>
+            <a:graphic>
+              <a:graphicData uri="http://schemas.openxmlformats.org/drawingml/2006/picture">
+                <pic:pic>
+                  <pic:nvPicPr>
+                    <pic:cNvPr descr="media/isomerism.png" id="20" name="Picture"/>
+                    <pic:cNvPicPr>
+                      <a:picLocks noChangeArrowheads="1" noChangeAspect="1"/>
+                    </pic:cNvPicPr>
+                  </pic:nvPicPr>
+                  <pic:blipFill>
+                    <a:blip r:embed="rId18"/>
+                    <a:stretch>
+                      <a:fillRect/>
+                    </a:stretch>
+                  </pic:blipFill>
+                  <pic:spPr bwMode="auto">
+                    <a:xfrm>
+                      <a:off x="0" y="0"/>
+                      <a:ext cx="5334000" cy="3371088"/>
+                    </a:xfrm>
+                    <a:prstGeom prst="rect">
+                      <a:avLst/>
+                    </a:prstGeom>
+                    <a:noFill/>
+                    <a:ln w="9525">
+                      <a:noFill/>
+                      <a:headEnd/>
+                      <a:tailEnd/>
+                    </a:ln>
+                  </pic:spPr>
+                </pic:pic>
+              </a:graphicData>
+            </a:graphic>
+          </wp:inline>
+        </w:drawing>
+      </w:r>
+      <w:r>
+        <w:rPr>
+          <w:b w:val="0"/>
+          <w:i w:val="0"/>
+          <w:sz w:val="21"/>
+        </w:rPr>
+        <w:t xml:space="preserve"> </w:t>
+      </w:r>
+      <w:r>
+        <w:rPr>
+          <w:rFonts w:hint="eastAsia" w:eastAsia="FangSong" w:ascii="Times New Roman" w:hAnsi="Times New Roman"/>
+          <w:b w:val="0"/>
+          <w:i w:val="0"/>
+          <w:iCs/>
+          <w:sz w:val="21"/>
+        </w:rPr>
+        <w:t xml:space="preserve">图</w:t>
+      </w:r>
+      <w:r>
+        <w:rPr>
+          <w:b w:val="0"/>
+          <w:i w:val="0"/>
+          <w:iCs/>
+          <w:sz w:val="21"/>
+        </w:rPr>
+        <w:t xml:space="preserve"> </w:t>
+      </w:r>
+      <w:r>
+        <w:rPr>
+          <w:rFonts w:hint="eastAsia" w:eastAsia="FangSong" w:ascii="Times New Roman" w:hAnsi="Times New Roman"/>
+          <w:b w:val="0"/>
+          <w:i w:val="0"/>
+          <w:iCs/>
+          <w:sz w:val="21"/>
+        </w:rPr>
+        <w:t xml:space="preserve">有机异构体的分类体系。从构造异构（碳链/位置/官能团）到立体异构（构象和构型），构型异构进一步分为顺反异构和对映异构（Wikimedia</w:t>
+      </w:r>
+      <w:r>
+        <w:rPr>
+          <w:b w:val="0"/>
+          <w:i w:val="0"/>
+          <w:iCs/>
+          <w:sz w:val="21"/>
+        </w:rPr>
+        <w:t xml:space="preserve"> </w:t>
+      </w:r>
+      <w:r>
+        <w:rPr>
+          <w:rFonts w:hint="eastAsia" w:eastAsia="FangSong" w:ascii="Times New Roman" w:hAnsi="Times New Roman"/>
+          <w:b w:val="0"/>
+          <w:i w:val="0"/>
+          <w:iCs/>
+          <w:sz w:val="21"/>
+        </w:rPr>
+        <w:t xml:space="preserve">Commons）</w:t>
       </w:r>
     </w:p>
     <w:p>
@@ -958,6 +1285,115 @@
           <w:rFonts w:hint="eastAsia" w:eastAsia="SimSun" w:ascii="Times New Roman" w:hAnsi="Times New Roman"/>
         </w:rPr>
         <w:t xml:space="preserve">：</w:t>
+      </w:r>
+    </w:p>
+    <w:p>
+      <w:pPr>
+        <w:pStyle w:val="BodyText"/>
+        <w:jc w:val="center"/>
+      </w:pPr>
+      <w:r>
+        <w:rPr>
+          <w:b w:val="0"/>
+          <w:i w:val="0"/>
+          <w:sz w:val="21"/>
+        </w:rPr>
+        <w:drawing>
+          <wp:inline>
+            <wp:extent cx="5334000" cy="1773893"/>
+            <wp:effectExtent b="0" l="0" r="0" t="0"/>
+            <wp:docPr descr="对映体——互为镜像但不可重叠的一对立体异构体" title="" id="22" name="Picture"/>
+            <a:graphic>
+              <a:graphicData uri="http://schemas.openxmlformats.org/drawingml/2006/picture">
+                <pic:pic>
+                  <pic:nvPicPr>
+                    <pic:cNvPr descr="media/enantiomer.png" id="23" name="Picture"/>
+                    <pic:cNvPicPr>
+                      <a:picLocks noChangeArrowheads="1" noChangeAspect="1"/>
+                    </pic:cNvPicPr>
+                  </pic:nvPicPr>
+                  <pic:blipFill>
+                    <a:blip r:embed="rId21"/>
+                    <a:stretch>
+                      <a:fillRect/>
+                    </a:stretch>
+                  </pic:blipFill>
+                  <pic:spPr bwMode="auto">
+                    <a:xfrm>
+                      <a:off x="0" y="0"/>
+                      <a:ext cx="5334000" cy="1773893"/>
+                    </a:xfrm>
+                    <a:prstGeom prst="rect">
+                      <a:avLst/>
+                    </a:prstGeom>
+                    <a:noFill/>
+                    <a:ln w="9525">
+                      <a:noFill/>
+                      <a:headEnd/>
+                      <a:tailEnd/>
+                    </a:ln>
+                  </pic:spPr>
+                </pic:pic>
+              </a:graphicData>
+            </a:graphic>
+          </wp:inline>
+        </w:drawing>
+      </w:r>
+      <w:r>
+        <w:rPr>
+          <w:b w:val="0"/>
+          <w:i w:val="0"/>
+          <w:sz w:val="21"/>
+        </w:rPr>
+        <w:t xml:space="preserve"> </w:t>
+      </w:r>
+      <w:r>
+        <w:rPr>
+          <w:rFonts w:hint="eastAsia" w:eastAsia="FangSong" w:ascii="Times New Roman" w:hAnsi="Times New Roman"/>
+          <w:b w:val="0"/>
+          <w:i w:val="0"/>
+          <w:iCs/>
+          <w:sz w:val="21"/>
+        </w:rPr>
+        <w:t xml:space="preserve">图</w:t>
+      </w:r>
+      <w:r>
+        <w:rPr>
+          <w:b w:val="0"/>
+          <w:i w:val="0"/>
+          <w:iCs/>
+          <w:sz w:val="21"/>
+        </w:rPr>
+        <w:t xml:space="preserve"> </w:t>
+      </w:r>
+      <w:r>
+        <w:rPr>
+          <w:rFonts w:hint="eastAsia" w:eastAsia="FangSong" w:ascii="Times New Roman" w:hAnsi="Times New Roman"/>
+          <w:b w:val="0"/>
+          <w:i w:val="0"/>
+          <w:iCs/>
+          <w:sz w:val="21"/>
+        </w:rPr>
+        <w:t xml:space="preserve">对映异构体（Enantiomers）的示意图。两个分子互为镜像，但在手性环境中表现出不同的性质（如旋光方向相反）。它们具有相同的熔沸点、相同的非手性环境反应性（Wikimedia</w:t>
+      </w:r>
+      <w:r>
+        <w:rPr>
+          <w:b w:val="0"/>
+          <w:i w:val="0"/>
+          <w:iCs/>
+          <w:sz w:val="21"/>
+        </w:rPr>
+        <w:t xml:space="preserve"> </w:t>
+      </w:r>
+      <w:r>
+        <w:rPr>
+          <w:rFonts w:hint="eastAsia" w:eastAsia="FangSong" w:ascii="Times New Roman" w:hAnsi="Times New Roman"/>
+          <w:b w:val="0"/>
+          <w:i w:val="0"/>
+          <w:iCs/>
+          <w:sz w:val="21"/>
+        </w:rPr>
+        <w:t xml:space="preserve">Commons）</w:t>
       </w:r>
     </w:p>
     <w:tbl>
@@ -981,7 +1417,7 @@
           <w:p>
             <w:pPr>
               <w:pStyle w:val="Compact"/>
-              <w:jc w:val="left"/>
+              <w:jc w:val="center"/>
             </w:pPr>
             <w:r>
               <w:rPr>
@@ -997,7 +1433,7 @@
           <w:p>
             <w:pPr>
               <w:pStyle w:val="Compact"/>
-              <w:jc w:val="left"/>
+              <w:jc w:val="center"/>
             </w:pPr>
             <w:r>
               <w:rPr>
@@ -1013,7 +1449,7 @@
           <w:p>
             <w:pPr>
               <w:pStyle w:val="Compact"/>
-              <w:jc w:val="left"/>
+              <w:jc w:val="center"/>
             </w:pPr>
             <w:r>
               <w:rPr>
@@ -1029,7 +1465,7 @@
           <w:p>
             <w:pPr>
               <w:pStyle w:val="Compact"/>
-              <w:jc w:val="left"/>
+              <w:jc w:val="center"/>
             </w:pPr>
             <w:r>
               <w:rPr>
@@ -1047,7 +1483,7 @@
           <w:p>
             <w:pPr>
               <w:pStyle w:val="Compact"/>
-              <w:jc w:val="left"/>
+              <w:jc w:val="center"/>
             </w:pPr>
             <w:r>
               <w:rPr>
@@ -1062,7 +1498,7 @@
           <w:p>
             <w:pPr>
               <w:pStyle w:val="Compact"/>
-              <w:jc w:val="left"/>
+              <w:jc w:val="center"/>
             </w:pPr>
             <w:r>
               <w:rPr>
@@ -1077,7 +1513,7 @@
           <w:p>
             <w:pPr>
               <w:pStyle w:val="Compact"/>
-              <w:jc w:val="left"/>
+              <w:jc w:val="center"/>
             </w:pPr>
             <w:r>
               <w:rPr>
@@ -1092,7 +1528,7 @@
           <w:p>
             <w:pPr>
               <w:pStyle w:val="Compact"/>
-              <w:jc w:val="left"/>
+              <w:jc w:val="center"/>
             </w:pPr>
             <w:r>
               <w:rPr>
@@ -1109,7 +1545,7 @@
           <w:p>
             <w:pPr>
               <w:pStyle w:val="Compact"/>
-              <w:jc w:val="left"/>
+              <w:jc w:val="center"/>
             </w:pPr>
             <w:r>
               <w:rPr>
@@ -1124,7 +1560,7 @@
           <w:p>
             <w:pPr>
               <w:pStyle w:val="Compact"/>
-              <w:jc w:val="left"/>
+              <w:jc w:val="center"/>
             </w:pPr>
             <w:r>
               <w:rPr>
@@ -1139,7 +1575,7 @@
           <w:p>
             <w:pPr>
               <w:pStyle w:val="Compact"/>
-              <w:jc w:val="left"/>
+              <w:jc w:val="center"/>
             </w:pPr>
             <w:r>
               <w:rPr>
@@ -1156,7 +1592,7 @@
           <w:p>
             <w:pPr>
               <w:pStyle w:val="Compact"/>
-              <w:jc w:val="left"/>
+              <w:jc w:val="center"/>
             </w:pPr>
             <w:r>
               <w:rPr>
@@ -1173,7 +1609,7 @@
           <w:p>
             <w:pPr>
               <w:pStyle w:val="Compact"/>
-              <w:jc w:val="left"/>
+              <w:jc w:val="center"/>
             </w:pPr>
             <w:r>
               <w:rPr>
@@ -1188,7 +1624,7 @@
           <w:p>
             <w:pPr>
               <w:pStyle w:val="Compact"/>
-              <w:jc w:val="left"/>
+              <w:jc w:val="center"/>
             </w:pPr>
             <w:r>
               <w:rPr>
@@ -1203,7 +1639,7 @@
           <w:p>
             <w:pPr>
               <w:pStyle w:val="Compact"/>
-              <w:jc w:val="left"/>
+              <w:jc w:val="center"/>
             </w:pPr>
             <w:r>
               <w:rPr>
@@ -1218,7 +1654,7 @@
           <w:p>
             <w:pPr>
               <w:pStyle w:val="Compact"/>
-              <w:jc w:val="left"/>
+              <w:jc w:val="center"/>
             </w:pPr>
             <w:r>
               <w:rPr>
@@ -1237,7 +1673,7 @@
           <w:p>
             <w:pPr>
               <w:pStyle w:val="Compact"/>
-              <w:jc w:val="left"/>
+              <w:jc w:val="center"/>
             </w:pPr>
             <w:r>
               <w:rPr>
@@ -1252,7 +1688,7 @@
           <w:p>
             <w:pPr>
               <w:pStyle w:val="Compact"/>
-              <w:jc w:val="left"/>
+              <w:jc w:val="center"/>
             </w:pPr>
             <w:r>
               <w:rPr>
@@ -1267,7 +1703,7 @@
           <w:p>
             <w:pPr>
               <w:pStyle w:val="Compact"/>
-              <w:jc w:val="left"/>
+              <w:jc w:val="center"/>
             </w:pPr>
             <w:r>
               <w:rPr>
@@ -1282,7 +1718,7 @@
           <w:p>
             <w:pPr>
               <w:pStyle w:val="Compact"/>
-              <w:jc w:val="left"/>
+              <w:jc w:val="center"/>
             </w:pPr>
             <w:r>
               <w:rPr>
@@ -1385,15 +1821,16 @@
           <w:p>
             <w:pPr>
               <w:pStyle w:val="Compact"/>
-            </w:pPr>
-          </w:p>
-        </w:tc>
-        <w:tc>
-          <w:tcPr/>
-          <w:p>
-            <w:pPr>
-              <w:pStyle w:val="Compact"/>
-              <w:jc w:val="left"/>
+              <w:jc w:val="center"/>
+            </w:pPr>
+          </w:p>
+        </w:tc>
+        <w:tc>
+          <w:tcPr/>
+          <w:p>
+            <w:pPr>
+              <w:pStyle w:val="Compact"/>
+              <w:jc w:val="center"/>
             </w:pPr>
             <w:r>
               <w:rPr>
@@ -1409,7 +1846,7 @@
           <w:p>
             <w:pPr>
               <w:pStyle w:val="Compact"/>
-              <w:jc w:val="left"/>
+              <w:jc w:val="center"/>
             </w:pPr>
             <w:r>
               <w:rPr>
@@ -1427,7 +1864,7 @@
           <w:p>
             <w:pPr>
               <w:pStyle w:val="Compact"/>
-              <w:jc w:val="left"/>
+              <w:jc w:val="center"/>
             </w:pPr>
             <w:r>
               <w:rPr>
@@ -1442,7 +1879,7 @@
           <w:p>
             <w:pPr>
               <w:pStyle w:val="Compact"/>
-              <w:jc w:val="left"/>
+              <w:jc w:val="center"/>
             </w:pPr>
             <w:r>
               <w:rPr>
@@ -1457,7 +1894,7 @@
           <w:p>
             <w:pPr>
               <w:pStyle w:val="Compact"/>
-              <w:jc w:val="left"/>
+              <w:jc w:val="center"/>
             </w:pPr>
             <w:r>
               <w:rPr>
@@ -1474,7 +1911,7 @@
           <w:p>
             <w:pPr>
               <w:pStyle w:val="Compact"/>
-              <w:jc w:val="left"/>
+              <w:jc w:val="center"/>
             </w:pPr>
             <w:r>
               <w:rPr>
@@ -1489,7 +1926,7 @@
           <w:p>
             <w:pPr>
               <w:pStyle w:val="Compact"/>
-              <w:jc w:val="left"/>
+              <w:jc w:val="center"/>
             </w:pPr>
             <w:r>
               <w:rPr>
@@ -1504,7 +1941,7 @@
           <w:p>
             <w:pPr>
               <w:pStyle w:val="Compact"/>
-              <w:jc w:val="left"/>
+              <w:jc w:val="center"/>
             </w:pPr>
             <w:r>
               <w:rPr>
@@ -1521,7 +1958,7 @@
           <w:p>
             <w:pPr>
               <w:pStyle w:val="Compact"/>
-              <w:jc w:val="left"/>
+              <w:jc w:val="center"/>
             </w:pPr>
             <w:r>
               <w:rPr>
@@ -1536,7 +1973,7 @@
           <w:p>
             <w:pPr>
               <w:pStyle w:val="Compact"/>
-              <w:jc w:val="left"/>
+              <w:jc w:val="center"/>
             </w:pPr>
             <w:r>
               <w:rPr>
@@ -1557,7 +1994,7 @@
           <w:p>
             <w:pPr>
               <w:pStyle w:val="Compact"/>
-              <w:jc w:val="left"/>
+              <w:jc w:val="center"/>
             </w:pPr>
             <w:r>
               <w:rPr>
@@ -1643,8 +2080,8 @@
         <w:t xml:space="preserve">；若两个中心相同（非环）则只有3个（含meso）。</w:t>
       </w:r>
     </w:p>
-    <w:bookmarkEnd w:id="12"/>
-    <w:bookmarkStart w:id="13" w:name="光学活性与ee值"/>
+    <w:bookmarkEnd w:id="24"/>
+    <w:bookmarkStart w:id="25" w:name="光学活性与ee值"/>
     <w:p>
       <w:pPr>
         <w:pStyle w:val="Heading3"/>
@@ -1738,9 +2175,9 @@
         </w:pict>
       </w:r>
     </w:p>
-    <w:bookmarkEnd w:id="13"/>
-    <w:bookmarkEnd w:id="14"/>
-    <w:bookmarkStart w:id="15" w:name="三立体选择性与立体专一性"/>
+    <w:bookmarkEnd w:id="25"/>
+    <w:bookmarkEnd w:id="26"/>
+    <w:bookmarkStart w:id="27" w:name="三立体选择性与立体专一性"/>
     <w:p>
       <w:pPr>
         <w:pStyle w:val="Heading2"/>
@@ -1773,7 +2210,7 @@
           <w:p>
             <w:pPr>
               <w:pStyle w:val="Compact"/>
-              <w:jc w:val="left"/>
+              <w:jc w:val="center"/>
             </w:pPr>
             <w:r>
               <w:rPr>
@@ -1789,7 +2226,7 @@
           <w:p>
             <w:pPr>
               <w:pStyle w:val="Compact"/>
-              <w:jc w:val="left"/>
+              <w:jc w:val="center"/>
             </w:pPr>
             <w:r>
               <w:rPr>
@@ -1805,7 +2242,7 @@
           <w:p>
             <w:pPr>
               <w:pStyle w:val="Compact"/>
-              <w:jc w:val="left"/>
+              <w:jc w:val="center"/>
             </w:pPr>
             <w:r>
               <w:rPr>
@@ -1823,7 +2260,7 @@
           <w:p>
             <w:pPr>
               <w:pStyle w:val="Compact"/>
-              <w:jc w:val="left"/>
+              <w:jc w:val="center"/>
             </w:pPr>
             <w:r>
               <w:rPr>
@@ -1840,7 +2277,7 @@
           <w:p>
             <w:pPr>
               <w:pStyle w:val="Compact"/>
-              <w:jc w:val="left"/>
+              <w:jc w:val="center"/>
             </w:pPr>
             <w:r>
               <w:rPr>
@@ -1855,7 +2292,7 @@
           <w:p>
             <w:pPr>
               <w:pStyle w:val="Compact"/>
-              <w:jc w:val="left"/>
+              <w:jc w:val="center"/>
             </w:pPr>
             <w:r>
               <w:rPr>
@@ -1872,7 +2309,7 @@
           <w:p>
             <w:pPr>
               <w:pStyle w:val="Compact"/>
-              <w:jc w:val="left"/>
+              <w:jc w:val="center"/>
             </w:pPr>
             <w:r>
               <w:rPr>
@@ -1889,7 +2326,7 @@
           <w:p>
             <w:pPr>
               <w:pStyle w:val="Compact"/>
-              <w:jc w:val="left"/>
+              <w:jc w:val="center"/>
             </w:pPr>
             <w:r>
               <w:rPr>
@@ -1904,7 +2341,7 @@
           <w:p>
             <w:pPr>
               <w:pStyle w:val="Compact"/>
-              <w:jc w:val="left"/>
+              <w:jc w:val="center"/>
             </w:pPr>
             <w:r>
               <w:rPr>
@@ -1955,7 +2392,7 @@
           <w:p>
             <w:pPr>
               <w:pStyle w:val="Compact"/>
-              <w:jc w:val="left"/>
+              <w:jc w:val="center"/>
             </w:pPr>
             <w:r>
               <w:rPr>
@@ -1987,7 +2424,7 @@
           <w:p>
             <w:pPr>
               <w:pStyle w:val="Compact"/>
-              <w:jc w:val="left"/>
+              <w:jc w:val="center"/>
             </w:pPr>
             <w:r>
               <w:rPr>
@@ -2005,7 +2442,7 @@
           <w:p>
             <w:pPr>
               <w:pStyle w:val="Compact"/>
-              <w:jc w:val="left"/>
+              <w:jc w:val="center"/>
             </w:pPr>
             <w:r>
               <w:rPr>
@@ -2037,7 +2474,7 @@
           <w:p>
             <w:pPr>
               <w:pStyle w:val="Compact"/>
-              <w:jc w:val="left"/>
+              <w:jc w:val="center"/>
             </w:pPr>
             <w:r>
               <w:rPr>
@@ -2054,7 +2491,7 @@
           <w:p>
             <w:pPr>
               <w:pStyle w:val="Compact"/>
-              <w:jc w:val="left"/>
+              <w:jc w:val="center"/>
             </w:pPr>
             <w:r>
               <w:rPr>
@@ -2086,7 +2523,7 @@
           <w:p>
             <w:pPr>
               <w:pStyle w:val="Compact"/>
-              <w:jc w:val="left"/>
+              <w:jc w:val="center"/>
             </w:pPr>
             <w:r>
               <w:rPr>
@@ -2103,7 +2540,7 @@
           <w:p>
             <w:pPr>
               <w:pStyle w:val="Compact"/>
-              <w:jc w:val="left"/>
+              <w:jc w:val="center"/>
             </w:pPr>
             <w:r>
               <w:rPr>
@@ -2135,7 +2572,7 @@
           <w:p>
             <w:pPr>
               <w:pStyle w:val="Compact"/>
-              <w:jc w:val="left"/>
+              <w:jc w:val="center"/>
             </w:pPr>
             <w:r>
               <w:rPr>
@@ -2152,7 +2589,7 @@
           <w:p>
             <w:pPr>
               <w:pStyle w:val="Compact"/>
-              <w:jc w:val="left"/>
+              <w:jc w:val="center"/>
             </w:pPr>
             <w:r>
               <w:rPr>
@@ -2190,7 +2627,7 @@
           <w:p>
             <w:pPr>
               <w:pStyle w:val="Compact"/>
-              <w:jc w:val="left"/>
+              <w:jc w:val="center"/>
             </w:pPr>
             <w:r>
               <w:rPr>
@@ -2207,7 +2644,7 @@
           <w:p>
             <w:pPr>
               <w:pStyle w:val="Compact"/>
-              <w:jc w:val="left"/>
+              <w:jc w:val="center"/>
             </w:pPr>
             <w:r>
               <w:rPr>
@@ -2239,7 +2676,7 @@
           <w:p>
             <w:pPr>
               <w:pStyle w:val="Compact"/>
-              <w:jc w:val="left"/>
+              <w:jc w:val="center"/>
             </w:pPr>
             <w:r>
               <w:rPr>
@@ -2256,7 +2693,7 @@
           <w:p>
             <w:pPr>
               <w:pStyle w:val="Compact"/>
-              <w:jc w:val="left"/>
+              <w:jc w:val="center"/>
             </w:pPr>
             <w:r>
               <w:rPr>
@@ -2288,7 +2725,7 @@
           <w:p>
             <w:pPr>
               <w:pStyle w:val="Compact"/>
-              <w:jc w:val="left"/>
+              <w:jc w:val="center"/>
             </w:pPr>
             <w:r>
               <w:rPr>
@@ -2307,8 +2744,8 @@
         </w:pict>
       </w:r>
     </w:p>
-    <w:bookmarkEnd w:id="15"/>
-    <w:bookmarkStart w:id="21" w:name="四常见反应中的立体化学"/>
+    <w:bookmarkEnd w:id="27"/>
+    <w:bookmarkStart w:id="33" w:name="四常见反应中的立体化学"/>
     <w:p>
       <w:pPr>
         <w:pStyle w:val="Heading2"/>
@@ -2320,7 +2757,7 @@
         <w:t xml:space="preserve">四、常见反应中的立体化学</w:t>
       </w:r>
     </w:p>
-    <w:bookmarkStart w:id="16" w:name="sn2walden翻转立体专一"/>
+    <w:bookmarkStart w:id="28" w:name="sn2walden翻转立体专一"/>
     <w:p>
       <w:pPr>
         <w:pStyle w:val="Heading3"/>
@@ -2411,8 +2848,8 @@
         <w:t xml:space="preserve">SN2产生100%翻转而非外消旋。只有SN1（经平面碳正离子）才外消旋化。先判断机理再说立体化学。</w:t>
       </w:r>
     </w:p>
-    <w:bookmarkEnd w:id="16"/>
-    <w:bookmarkStart w:id="17" w:name="e2反式共平面立体专一"/>
+    <w:bookmarkEnd w:id="28"/>
+    <w:bookmarkStart w:id="29" w:name="e2反式共平面立体专一"/>
     <w:p>
       <w:pPr>
         <w:pStyle w:val="Heading3"/>
@@ -2669,8 +3106,8 @@
         <w:t xml:space="preserve">：小碱→Zaitsev（多取代烯烃）；大位阻碱（t-BuO⁻）→Hofmann（少取代烯烃）。</w:t>
       </w:r>
     </w:p>
-    <w:bookmarkEnd w:id="17"/>
-    <w:bookmarkStart w:id="18" w:name="卤鎓离子加成anti立体专一"/>
+    <w:bookmarkEnd w:id="29"/>
+    <w:bookmarkStart w:id="30" w:name="卤鎓离子加成anti立体专一"/>
     <w:p>
       <w:pPr>
         <w:pStyle w:val="Heading3"/>
@@ -2764,15 +3201,16 @@
           <w:p>
             <w:pPr>
               <w:pStyle w:val="Compact"/>
-            </w:pPr>
-          </w:p>
-        </w:tc>
-        <w:tc>
-          <w:tcPr/>
-          <w:p>
-            <w:pPr>
-              <w:pStyle w:val="Compact"/>
-              <w:jc w:val="left"/>
+              <w:jc w:val="center"/>
+            </w:pPr>
+          </w:p>
+        </w:tc>
+        <w:tc>
+          <w:tcPr/>
+          <w:p>
+            <w:pPr>
+              <w:pStyle w:val="Compact"/>
+              <w:jc w:val="center"/>
             </w:pPr>
             <w:r>
               <w:rPr>
@@ -2788,7 +3226,7 @@
           <w:p>
             <w:pPr>
               <w:pStyle w:val="Compact"/>
-              <w:jc w:val="left"/>
+              <w:jc w:val="center"/>
             </w:pPr>
             <w:r>
               <w:rPr>
@@ -2806,7 +3244,7 @@
           <w:p>
             <w:pPr>
               <w:pStyle w:val="Compact"/>
-              <w:jc w:val="left"/>
+              <w:jc w:val="center"/>
             </w:pPr>
             <w:r>
               <w:rPr>
@@ -2821,7 +3259,7 @@
           <w:p>
             <w:pPr>
               <w:pStyle w:val="Compact"/>
-              <w:jc w:val="left"/>
+              <w:jc w:val="center"/>
             </w:pPr>
             <w:r>
               <w:rPr>
@@ -2836,7 +3274,7 @@
           <w:p>
             <w:pPr>
               <w:pStyle w:val="Compact"/>
-              <w:jc w:val="left"/>
+              <w:jc w:val="center"/>
             </w:pPr>
             <w:r>
               <w:rPr>
@@ -2853,7 +3291,7 @@
           <w:p>
             <w:pPr>
               <w:pStyle w:val="Compact"/>
-              <w:jc w:val="left"/>
+              <w:jc w:val="center"/>
             </w:pPr>
             <w:r>
               <w:rPr>
@@ -2868,7 +3306,7 @@
           <w:p>
             <w:pPr>
               <w:pStyle w:val="Compact"/>
-              <w:jc w:val="left"/>
+              <w:jc w:val="center"/>
             </w:pPr>
             <w:r>
               <w:rPr>
@@ -2883,7 +3321,7 @@
           <w:p>
             <w:pPr>
               <w:pStyle w:val="Compact"/>
-              <w:jc w:val="left"/>
+              <w:jc w:val="center"/>
             </w:pPr>
             <w:r>
               <w:rPr>
@@ -2902,7 +3340,7 @@
           <w:p>
             <w:pPr>
               <w:pStyle w:val="Compact"/>
-              <w:jc w:val="left"/>
+              <w:jc w:val="center"/>
             </w:pPr>
             <w:r>
               <w:rPr>
@@ -2917,7 +3355,7 @@
           <w:p>
             <w:pPr>
               <w:pStyle w:val="Compact"/>
-              <w:jc w:val="left"/>
+              <w:jc w:val="center"/>
             </w:pPr>
             <w:r>
               <w:rPr>
@@ -2932,7 +3370,7 @@
           <w:p>
             <w:pPr>
               <w:pStyle w:val="Compact"/>
-              <w:jc w:val="left"/>
+              <w:jc w:val="center"/>
             </w:pPr>
             <w:r>
               <w:rPr>
@@ -2983,8 +3421,8 @@
         <w:t xml:space="preserve">内消旋体。</w:t>
       </w:r>
     </w:p>
-    <w:bookmarkEnd w:id="18"/>
-    <w:bookmarkStart w:id="19" w:name="硼氢化-氧化反马氏syn联动"/>
+    <w:bookmarkEnd w:id="30"/>
+    <w:bookmarkStart w:id="31" w:name="硼氢化-氧化反马氏syn联动"/>
     <w:p>
       <w:pPr>
         <w:pStyle w:val="Heading3"/>
@@ -3032,8 +3470,8 @@
         <w:t xml:space="preserve">。</w:t>
       </w:r>
     </w:p>
-    <w:bookmarkEnd w:id="19"/>
-    <w:bookmarkStart w:id="20" w:name="总对比"/>
+    <w:bookmarkEnd w:id="31"/>
+    <w:bookmarkStart w:id="32" w:name="总对比"/>
     <w:p>
       <w:pPr>
         <w:pStyle w:val="Heading3"/>
@@ -3069,7 +3507,7 @@
           <w:p>
             <w:pPr>
               <w:pStyle w:val="Compact"/>
-              <w:jc w:val="left"/>
+              <w:jc w:val="center"/>
             </w:pPr>
             <w:r>
               <w:rPr>
@@ -3101,7 +3539,7 @@
           <w:p>
             <w:pPr>
               <w:pStyle w:val="Compact"/>
-              <w:jc w:val="left"/>
+              <w:jc w:val="center"/>
             </w:pPr>
             <w:r>
               <w:rPr>
@@ -3135,7 +3573,7 @@
           <w:p>
             <w:pPr>
               <w:pStyle w:val="Compact"/>
-              <w:jc w:val="left"/>
+              <w:jc w:val="center"/>
             </w:pPr>
             <w:r>
               <w:rPr>
@@ -3165,7 +3603,7 @@
           <w:p>
             <w:pPr>
               <w:pStyle w:val="Compact"/>
-              <w:jc w:val="left"/>
+              <w:jc w:val="center"/>
             </w:pPr>
             <w:r>
               <w:rPr>
@@ -3197,7 +3635,7 @@
           <w:p>
             <w:pPr>
               <w:pStyle w:val="Compact"/>
-              <w:jc w:val="left"/>
+              <w:jc w:val="center"/>
             </w:pPr>
             <w:r>
               <w:rPr>
@@ -3227,7 +3665,7 @@
           <w:p>
             <w:pPr>
               <w:pStyle w:val="Compact"/>
-              <w:jc w:val="left"/>
+              <w:jc w:val="center"/>
             </w:pPr>
             <w:r>
               <w:rPr>
@@ -3259,7 +3697,7 @@
           <w:p>
             <w:pPr>
               <w:pStyle w:val="Compact"/>
-              <w:jc w:val="left"/>
+              <w:jc w:val="center"/>
             </w:pPr>
             <w:r>
               <w:rPr>
@@ -3289,7 +3727,7 @@
           <w:p>
             <w:pPr>
               <w:pStyle w:val="Compact"/>
-              <w:jc w:val="left"/>
+              <w:jc w:val="center"/>
             </w:pPr>
             <w:r>
               <w:rPr>
@@ -3321,7 +3759,7 @@
           <w:p>
             <w:pPr>
               <w:pStyle w:val="Compact"/>
-              <w:jc w:val="left"/>
+              <w:jc w:val="center"/>
             </w:pPr>
             <w:r>
               <w:rPr>
@@ -3351,7 +3789,7 @@
           <w:p>
             <w:pPr>
               <w:pStyle w:val="Compact"/>
-              <w:jc w:val="left"/>
+              <w:jc w:val="center"/>
             </w:pPr>
             <w:r>
               <w:rPr>
@@ -3383,7 +3821,7 @@
           <w:p>
             <w:pPr>
               <w:pStyle w:val="Compact"/>
-              <w:jc w:val="left"/>
+              <w:jc w:val="center"/>
             </w:pPr>
             <w:r>
               <w:rPr>
@@ -3413,7 +3851,7 @@
           <w:p>
             <w:pPr>
               <w:pStyle w:val="Compact"/>
-              <w:jc w:val="left"/>
+              <w:jc w:val="center"/>
             </w:pPr>
             <w:r>
               <w:rPr>
@@ -3445,7 +3883,7 @@
           <w:p>
             <w:pPr>
               <w:pStyle w:val="Compact"/>
-              <w:jc w:val="left"/>
+              <w:jc w:val="center"/>
             </w:pPr>
             <w:r>
               <w:rPr>
@@ -3475,7 +3913,7 @@
           <w:p>
             <w:pPr>
               <w:pStyle w:val="Compact"/>
-              <w:jc w:val="left"/>
+              <w:jc w:val="center"/>
             </w:pPr>
             <w:r>
               <w:rPr>
@@ -3507,7 +3945,7 @@
           <w:p>
             <w:pPr>
               <w:pStyle w:val="Compact"/>
-              <w:jc w:val="left"/>
+              <w:jc w:val="center"/>
             </w:pPr>
             <w:r>
               <w:rPr>
@@ -3537,7 +3975,7 @@
           <w:p>
             <w:pPr>
               <w:pStyle w:val="Compact"/>
-              <w:jc w:val="left"/>
+              <w:jc w:val="center"/>
             </w:pPr>
             <w:r>
               <w:rPr>
@@ -3571,9 +4009,9 @@
         </w:pict>
       </w:r>
     </w:p>
-    <w:bookmarkEnd w:id="20"/>
-    <w:bookmarkEnd w:id="21"/>
-    <w:bookmarkStart w:id="25" w:name="五非对映选择性cram规则"/>
+    <w:bookmarkEnd w:id="32"/>
+    <w:bookmarkEnd w:id="33"/>
+    <w:bookmarkStart w:id="37" w:name="五非对映选择性cram规则"/>
     <w:p>
       <w:pPr>
         <w:pStyle w:val="Heading2"/>
@@ -3585,7 +4023,7 @@
         <w:t xml:space="preserve">五、非对映选择性——Cram规则</w:t>
       </w:r>
     </w:p>
-    <w:bookmarkStart w:id="22" w:name="cram规则"/>
+    <w:bookmarkStart w:id="34" w:name="cram规则"/>
     <w:p>
       <w:pPr>
         <w:pStyle w:val="Heading3"/>
@@ -3706,8 +4144,8 @@
         <w:t xml:space="preserve">Nu从S侧进攻（Cram产物）</w:t>
       </w:r>
     </w:p>
-    <w:bookmarkEnd w:id="22"/>
-    <w:bookmarkStart w:id="23" w:name="felkin-anh模型了解"/>
+    <w:bookmarkEnd w:id="34"/>
+    <w:bookmarkStart w:id="35" w:name="felkin-anh模型了解"/>
     <w:p>
       <w:pPr>
         <w:pStyle w:val="Heading3"/>
@@ -3747,8 +4185,8 @@
         <w:t xml:space="preserve">（不是对位交叉），精确度更高。本讲不展开轨道计算细节。</w:t>
       </w:r>
     </w:p>
-    <w:bookmarkEnd w:id="23"/>
-    <w:bookmarkStart w:id="24" w:name="螯合控制chelation-control"/>
+    <w:bookmarkEnd w:id="35"/>
+    <w:bookmarkStart w:id="36" w:name="螯合控制chelation-control"/>
     <w:p>
       <w:pPr>
         <w:pStyle w:val="Heading3"/>
@@ -3884,9 +4322,9 @@
         </w:pict>
       </w:r>
     </w:p>
-    <w:bookmarkEnd w:id="24"/>
-    <w:bookmarkEnd w:id="25"/>
-    <w:bookmarkStart w:id="30" w:name="六区域选择性"/>
+    <w:bookmarkEnd w:id="36"/>
+    <w:bookmarkEnd w:id="37"/>
+    <w:bookmarkStart w:id="42" w:name="六区域选择性"/>
     <w:p>
       <w:pPr>
         <w:pStyle w:val="Heading2"/>
@@ -3898,7 +4336,7 @@
         <w:t xml:space="preserve">六、区域选择性</w:t>
       </w:r>
     </w:p>
-    <w:bookmarkStart w:id="26" w:name="三大模板"/>
+    <w:bookmarkStart w:id="38" w:name="三大模板"/>
     <w:p>
       <w:pPr>
         <w:pStyle w:val="Heading3"/>
@@ -3933,7 +4371,7 @@
           <w:p>
             <w:pPr>
               <w:pStyle w:val="Compact"/>
-              <w:jc w:val="left"/>
+              <w:jc w:val="center"/>
             </w:pPr>
             <w:r>
               <w:rPr>
@@ -3949,7 +4387,7 @@
           <w:p>
             <w:pPr>
               <w:pStyle w:val="Compact"/>
-              <w:jc w:val="left"/>
+              <w:jc w:val="center"/>
             </w:pPr>
             <w:r>
               <w:rPr>
@@ -3965,7 +4403,7 @@
           <w:p>
             <w:pPr>
               <w:pStyle w:val="Compact"/>
-              <w:jc w:val="left"/>
+              <w:jc w:val="center"/>
             </w:pPr>
             <w:r>
               <w:rPr>
@@ -3983,7 +4421,7 @@
           <w:p>
             <w:pPr>
               <w:pStyle w:val="Compact"/>
-              <w:jc w:val="left"/>
+              <w:jc w:val="center"/>
             </w:pPr>
             <w:r>
               <w:rPr>
@@ -4000,7 +4438,7 @@
           <w:p>
             <w:pPr>
               <w:pStyle w:val="Compact"/>
-              <w:jc w:val="left"/>
+              <w:jc w:val="center"/>
             </w:pPr>
             <w:r>
               <w:rPr>
@@ -4015,7 +4453,7 @@
           <w:p>
             <w:pPr>
               <w:pStyle w:val="Compact"/>
-              <w:jc w:val="left"/>
+              <w:jc w:val="center"/>
             </w:pPr>
             <w:r>
               <w:rPr>
@@ -4032,7 +4470,7 @@
           <w:p>
             <w:pPr>
               <w:pStyle w:val="Compact"/>
-              <w:jc w:val="left"/>
+              <w:jc w:val="center"/>
             </w:pPr>
             <w:r>
               <w:rPr>
@@ -4049,7 +4487,7 @@
           <w:p>
             <w:pPr>
               <w:pStyle w:val="Compact"/>
-              <w:jc w:val="left"/>
+              <w:jc w:val="center"/>
             </w:pPr>
             <w:r>
               <w:rPr>
@@ -4064,7 +4502,7 @@
           <w:p>
             <w:pPr>
               <w:pStyle w:val="Compact"/>
-              <w:jc w:val="left"/>
+              <w:jc w:val="center"/>
             </w:pPr>
             <w:r>
               <w:rPr>
@@ -4081,7 +4519,7 @@
           <w:p>
             <w:pPr>
               <w:pStyle w:val="Compact"/>
-              <w:jc w:val="left"/>
+              <w:jc w:val="center"/>
             </w:pPr>
             <w:r>
               <w:rPr>
@@ -4098,7 +4536,7 @@
           <w:p>
             <w:pPr>
               <w:pStyle w:val="Compact"/>
-              <w:jc w:val="left"/>
+              <w:jc w:val="center"/>
             </w:pPr>
             <w:r>
               <w:rPr>
@@ -4113,7 +4551,7 @@
           <w:p>
             <w:pPr>
               <w:pStyle w:val="Compact"/>
-              <w:jc w:val="left"/>
+              <w:jc w:val="center"/>
             </w:pPr>
             <w:r>
               <w:rPr>
@@ -4125,8 +4563,8 @@
         </w:tc>
       </w:tr>
     </w:tbl>
-    <w:bookmarkEnd w:id="26"/>
-    <w:bookmarkStart w:id="27" w:name="马氏vs反马氏三机理对比"/>
+    <w:bookmarkEnd w:id="38"/>
+    <w:bookmarkStart w:id="39" w:name="马氏vs反马氏三机理对比"/>
     <w:p>
       <w:pPr>
         <w:pStyle w:val="Heading3"/>
@@ -4162,7 +4600,7 @@
           <w:p>
             <w:pPr>
               <w:pStyle w:val="Compact"/>
-              <w:jc w:val="left"/>
+              <w:jc w:val="center"/>
             </w:pPr>
             <w:r>
               <w:rPr>
@@ -4178,7 +4616,7 @@
           <w:p>
             <w:pPr>
               <w:pStyle w:val="Compact"/>
-              <w:jc w:val="left"/>
+              <w:jc w:val="center"/>
             </w:pPr>
             <w:r>
               <w:rPr>
@@ -4194,7 +4632,7 @@
           <w:p>
             <w:pPr>
               <w:pStyle w:val="Compact"/>
-              <w:jc w:val="left"/>
+              <w:jc w:val="center"/>
             </w:pPr>
             <w:r>
               <w:rPr>
@@ -4210,7 +4648,7 @@
           <w:p>
             <w:pPr>
               <w:pStyle w:val="Compact"/>
-              <w:jc w:val="left"/>
+              <w:jc w:val="center"/>
             </w:pPr>
             <w:r>
               <w:rPr>
@@ -4228,7 +4666,7 @@
           <w:p>
             <w:pPr>
               <w:pStyle w:val="Compact"/>
-              <w:jc w:val="left"/>
+              <w:jc w:val="center"/>
             </w:pPr>
             <w:r>
               <w:rPr>
@@ -4243,7 +4681,7 @@
           <w:p>
             <w:pPr>
               <w:pStyle w:val="Compact"/>
-              <w:jc w:val="left"/>
+              <w:jc w:val="center"/>
             </w:pPr>
             <w:r>
               <w:rPr>
@@ -4258,7 +4696,7 @@
           <w:p>
             <w:pPr>
               <w:pStyle w:val="Compact"/>
-              <w:jc w:val="left"/>
+              <w:jc w:val="center"/>
             </w:pPr>
             <w:r>
               <w:rPr>
@@ -4273,7 +4711,7 @@
           <w:p>
             <w:pPr>
               <w:pStyle w:val="Compact"/>
-              <w:jc w:val="left"/>
+              <w:jc w:val="center"/>
             </w:pPr>
             <w:r>
               <w:rPr>
@@ -4290,7 +4728,7 @@
           <w:p>
             <w:pPr>
               <w:pStyle w:val="Compact"/>
-              <w:jc w:val="left"/>
+              <w:jc w:val="center"/>
             </w:pPr>
             <w:r>
               <w:rPr>
@@ -4305,7 +4743,7 @@
           <w:p>
             <w:pPr>
               <w:pStyle w:val="Compact"/>
-              <w:jc w:val="left"/>
+              <w:jc w:val="center"/>
             </w:pPr>
             <w:r>
               <w:rPr>
@@ -4320,7 +4758,7 @@
           <w:p>
             <w:pPr>
               <w:pStyle w:val="Compact"/>
-              <w:jc w:val="left"/>
+              <w:jc w:val="center"/>
             </w:pPr>
             <w:r>
               <w:rPr>
@@ -4335,7 +4773,7 @@
           <w:p>
             <w:pPr>
               <w:pStyle w:val="Compact"/>
-              <w:jc w:val="left"/>
+              <w:jc w:val="center"/>
             </w:pPr>
             <w:r>
               <w:rPr>
@@ -4352,7 +4790,7 @@
           <w:p>
             <w:pPr>
               <w:pStyle w:val="Compact"/>
-              <w:jc w:val="left"/>
+              <w:jc w:val="center"/>
             </w:pPr>
             <w:r>
               <w:rPr>
@@ -4367,7 +4805,7 @@
           <w:p>
             <w:pPr>
               <w:pStyle w:val="Compact"/>
-              <w:jc w:val="left"/>
+              <w:jc w:val="center"/>
             </w:pPr>
             <w:r>
               <w:rPr>
@@ -4382,7 +4820,7 @@
           <w:p>
             <w:pPr>
               <w:pStyle w:val="Compact"/>
-              <w:jc w:val="left"/>
+              <w:jc w:val="center"/>
             </w:pPr>
             <w:r>
               <w:rPr>
@@ -4397,7 +4835,7 @@
           <w:p>
             <w:pPr>
               <w:pStyle w:val="Compact"/>
-              <w:jc w:val="left"/>
+              <w:jc w:val="center"/>
             </w:pPr>
             <w:r>
               <w:rPr>
@@ -4416,7 +4854,7 @@
           <w:p>
             <w:pPr>
               <w:pStyle w:val="Compact"/>
-              <w:jc w:val="left"/>
+              <w:jc w:val="center"/>
             </w:pPr>
             <w:r>
               <w:rPr>
@@ -4431,7 +4869,7 @@
           <w:p>
             <w:pPr>
               <w:pStyle w:val="Compact"/>
-              <w:jc w:val="left"/>
+              <w:jc w:val="center"/>
             </w:pPr>
             <w:r>
               <w:rPr>
@@ -4446,7 +4884,7 @@
           <w:p>
             <w:pPr>
               <w:pStyle w:val="Compact"/>
-              <w:jc w:val="left"/>
+              <w:jc w:val="center"/>
             </w:pPr>
             <w:r>
               <w:rPr>
@@ -4461,7 +4899,7 @@
           <w:p>
             <w:pPr>
               <w:pStyle w:val="Compact"/>
-              <w:jc w:val="left"/>
+              <w:jc w:val="center"/>
             </w:pPr>
             <w:r>
               <w:rPr>
@@ -4478,7 +4916,7 @@
           <w:p>
             <w:pPr>
               <w:pStyle w:val="Compact"/>
-              <w:jc w:val="left"/>
+              <w:jc w:val="center"/>
             </w:pPr>
             <w:r>
               <w:rPr>
@@ -4493,7 +4931,7 @@
           <w:p>
             <w:pPr>
               <w:pStyle w:val="Compact"/>
-              <w:jc w:val="left"/>
+              <w:jc w:val="center"/>
             </w:pPr>
             <w:r>
               <w:rPr>
@@ -4508,7 +4946,7 @@
           <w:p>
             <w:pPr>
               <w:pStyle w:val="Compact"/>
-              <w:jc w:val="left"/>
+              <w:jc w:val="center"/>
             </w:pPr>
             <w:r>
               <w:rPr>
@@ -4523,7 +4961,7 @@
           <w:p>
             <w:pPr>
               <w:pStyle w:val="Compact"/>
-              <w:jc w:val="left"/>
+              <w:jc w:val="center"/>
             </w:pPr>
             <w:r>
               <w:rPr>
@@ -4568,8 +5006,8 @@
         <w:t xml:space="preserve">。HCl和HI无效（H-Cl过强无法均裂；H-I过弱I·无进攻性）。</w:t>
       </w:r>
     </w:p>
-    <w:bookmarkEnd w:id="27"/>
-    <w:bookmarkStart w:id="28" w:name="vs-14-动力学vs热力学"/>
+    <w:bookmarkEnd w:id="39"/>
+    <w:bookmarkStart w:id="40" w:name="vs-14-动力学vs热力学"/>
     <w:p>
       <w:pPr>
         <w:pStyle w:val="Heading3"/>
@@ -4700,8 +5138,8 @@
         <w:t xml:space="preserve">。RLi的1,2-产物极稳定不可逆→升温也不转化。只有可逆步骤才有热力学切换。</w:t>
       </w:r>
     </w:p>
-    <w:bookmarkEnd w:id="28"/>
-    <w:bookmarkStart w:id="29" w:name="消除中的zaitsev-vs-hofmann"/>
+    <w:bookmarkEnd w:id="40"/>
+    <w:bookmarkStart w:id="41" w:name="消除中的zaitsev-vs-hofmann"/>
     <w:p>
       <w:pPr>
         <w:pStyle w:val="Heading3"/>
@@ -4773,9 +5211,9 @@
         </w:pict>
       </w:r>
     </w:p>
-    <w:bookmarkEnd w:id="29"/>
-    <w:bookmarkEnd w:id="30"/>
-    <w:bookmarkStart w:id="31" w:name="七联动题同一过渡态的双重控制"/>
+    <w:bookmarkEnd w:id="41"/>
+    <w:bookmarkEnd w:id="42"/>
+    <w:bookmarkStart w:id="43" w:name="七联动题同一过渡态的双重控制"/>
     <w:p>
       <w:pPr>
         <w:pStyle w:val="Heading2"/>
@@ -4833,7 +5271,7 @@
           <w:p>
             <w:pPr>
               <w:pStyle w:val="Compact"/>
-              <w:jc w:val="left"/>
+              <w:jc w:val="center"/>
             </w:pPr>
             <w:r>
               <w:rPr>
@@ -4849,7 +5287,7 @@
           <w:p>
             <w:pPr>
               <w:pStyle w:val="Compact"/>
-              <w:jc w:val="left"/>
+              <w:jc w:val="center"/>
             </w:pPr>
             <w:r>
               <w:rPr>
@@ -4881,7 +5319,7 @@
           <w:p>
             <w:pPr>
               <w:pStyle w:val="Compact"/>
-              <w:jc w:val="left"/>
+              <w:jc w:val="center"/>
             </w:pPr>
             <w:r>
               <w:rPr>
@@ -4899,7 +5337,7 @@
           <w:p>
             <w:pPr>
               <w:pStyle w:val="Compact"/>
-              <w:jc w:val="left"/>
+              <w:jc w:val="center"/>
             </w:pPr>
             <w:r>
               <w:rPr>
@@ -4916,7 +5354,7 @@
           <w:p>
             <w:pPr>
               <w:pStyle w:val="Compact"/>
-              <w:jc w:val="left"/>
+              <w:jc w:val="center"/>
             </w:pPr>
             <w:r>
               <w:rPr>
@@ -4946,7 +5384,7 @@
           <w:p>
             <w:pPr>
               <w:pStyle w:val="Compact"/>
-              <w:jc w:val="left"/>
+              <w:jc w:val="center"/>
             </w:pPr>
             <w:r>
               <w:rPr>
@@ -4963,7 +5401,7 @@
           <w:p>
             <w:pPr>
               <w:pStyle w:val="Compact"/>
-              <w:jc w:val="left"/>
+              <w:jc w:val="center"/>
             </w:pPr>
             <w:r>
               <w:rPr>
@@ -4980,7 +5418,7 @@
           <w:p>
             <w:pPr>
               <w:pStyle w:val="Compact"/>
-              <w:jc w:val="left"/>
+              <w:jc w:val="center"/>
             </w:pPr>
             <w:r>
               <w:rPr>
@@ -5010,7 +5448,7 @@
           <w:p>
             <w:pPr>
               <w:pStyle w:val="Compact"/>
-              <w:jc w:val="left"/>
+              <w:jc w:val="center"/>
             </w:pPr>
             <w:r>
               <w:rPr>
@@ -5027,7 +5465,7 @@
           <w:p>
             <w:pPr>
               <w:pStyle w:val="Compact"/>
-              <w:jc w:val="left"/>
+              <w:jc w:val="center"/>
             </w:pPr>
             <w:r>
               <w:rPr>
@@ -5044,7 +5482,7 @@
           <w:p>
             <w:pPr>
               <w:pStyle w:val="Compact"/>
-              <w:jc w:val="left"/>
+              <w:jc w:val="center"/>
             </w:pPr>
             <w:r>
               <w:rPr>
@@ -5074,7 +5512,7 @@
           <w:p>
             <w:pPr>
               <w:pStyle w:val="Compact"/>
-              <w:jc w:val="left"/>
+              <w:jc w:val="center"/>
             </w:pPr>
             <w:r>
               <w:rPr>
@@ -5091,7 +5529,7 @@
           <w:p>
             <w:pPr>
               <w:pStyle w:val="Compact"/>
-              <w:jc w:val="left"/>
+              <w:jc w:val="center"/>
             </w:pPr>
             <w:r>
               <w:rPr>
@@ -5108,7 +5546,7 @@
           <w:p>
             <w:pPr>
               <w:pStyle w:val="Compact"/>
-              <w:jc w:val="left"/>
+              <w:jc w:val="center"/>
             </w:pPr>
             <w:r>
               <w:rPr>
@@ -5138,7 +5576,7 @@
           <w:p>
             <w:pPr>
               <w:pStyle w:val="Compact"/>
-              <w:jc w:val="left"/>
+              <w:jc w:val="center"/>
             </w:pPr>
             <w:r>
               <w:rPr>
@@ -5176,8 +5614,8 @@
         </w:pict>
       </w:r>
     </w:p>
-    <w:bookmarkEnd w:id="31"/>
-    <w:bookmarkStart w:id="32" w:name="八不对称合成入门点到为止"/>
+    <w:bookmarkEnd w:id="43"/>
+    <w:bookmarkStart w:id="44" w:name="八不对称合成入门点到为止"/>
     <w:p>
       <w:pPr>
         <w:pStyle w:val="Heading2"/>
@@ -5210,7 +5648,7 @@
           <w:p>
             <w:pPr>
               <w:pStyle w:val="Compact"/>
-              <w:jc w:val="left"/>
+              <w:jc w:val="center"/>
             </w:pPr>
             <w:r>
               <w:rPr>
@@ -5226,7 +5664,7 @@
           <w:p>
             <w:pPr>
               <w:pStyle w:val="Compact"/>
-              <w:jc w:val="left"/>
+              <w:jc w:val="center"/>
             </w:pPr>
             <w:r>
               <w:rPr>
@@ -5242,7 +5680,7 @@
           <w:p>
             <w:pPr>
               <w:pStyle w:val="Compact"/>
-              <w:jc w:val="left"/>
+              <w:jc w:val="center"/>
             </w:pPr>
             <w:r>
               <w:rPr>
@@ -5260,7 +5698,7 @@
           <w:p>
             <w:pPr>
               <w:pStyle w:val="Compact"/>
-              <w:jc w:val="left"/>
+              <w:jc w:val="center"/>
             </w:pPr>
             <w:r>
               <w:rPr>
@@ -5277,7 +5715,7 @@
           <w:p>
             <w:pPr>
               <w:pStyle w:val="Compact"/>
-              <w:jc w:val="left"/>
+              <w:jc w:val="center"/>
             </w:pPr>
             <w:r>
               <w:rPr>
@@ -5292,7 +5730,7 @@
           <w:p>
             <w:pPr>
               <w:pStyle w:val="Compact"/>
-              <w:jc w:val="left"/>
+              <w:jc w:val="center"/>
             </w:pPr>
             <w:r>
               <w:rPr>
@@ -5309,7 +5747,7 @@
           <w:p>
             <w:pPr>
               <w:pStyle w:val="Compact"/>
-              <w:jc w:val="left"/>
+              <w:jc w:val="center"/>
             </w:pPr>
             <w:r>
               <w:rPr>
@@ -5326,7 +5764,7 @@
           <w:p>
             <w:pPr>
               <w:pStyle w:val="Compact"/>
-              <w:jc w:val="left"/>
+              <w:jc w:val="center"/>
             </w:pPr>
             <w:r>
               <w:rPr>
@@ -5341,7 +5779,7 @@
           <w:p>
             <w:pPr>
               <w:pStyle w:val="Compact"/>
-              <w:jc w:val="left"/>
+              <w:jc w:val="center"/>
             </w:pPr>
             <w:r>
               <w:rPr>
@@ -5379,8 +5817,8 @@
         </w:pict>
       </w:r>
     </w:p>
-    <w:bookmarkEnd w:id="32"/>
-    <w:bookmarkStart w:id="39" w:name="九典型例题"/>
+    <w:bookmarkEnd w:id="44"/>
+    <w:bookmarkStart w:id="51" w:name="九典型例题"/>
     <w:p>
       <w:pPr>
         <w:pStyle w:val="Heading2"/>
@@ -5392,7 +5830,7 @@
         <w:t xml:space="preserve">九、典型例题</w:t>
       </w:r>
     </w:p>
-    <w:bookmarkStart w:id="33" w:name="例1-rs命名与手性判断"/>
+    <w:bookmarkStart w:id="45" w:name="例1-rs命名与手性判断"/>
     <w:p>
       <w:pPr>
         <w:pStyle w:val="Heading3"/>
@@ -5498,8 +5936,8 @@
         </w:pict>
       </w:r>
     </w:p>
-    <w:bookmarkEnd w:id="33"/>
-    <w:bookmarkStart w:id="34" w:name="例2-sn2立体化学"/>
+    <w:bookmarkEnd w:id="45"/>
+    <w:bookmarkStart w:id="46" w:name="例2-sn2立体化学"/>
     <w:p>
       <w:pPr>
         <w:pStyle w:val="Heading3"/>
@@ -5620,8 +6058,8 @@
         </w:pict>
       </w:r>
     </w:p>
-    <w:bookmarkEnd w:id="34"/>
-    <w:bookmarkStart w:id="35" w:name="例3-br₂加成的立体专一性"/>
+    <w:bookmarkEnd w:id="46"/>
+    <w:bookmarkStart w:id="47" w:name="例3-br₂加成的立体专一性"/>
     <w:p>
       <w:pPr>
         <w:pStyle w:val="Heading3"/>
@@ -5782,8 +6220,8 @@
         </w:pict>
       </w:r>
     </w:p>
-    <w:bookmarkEnd w:id="35"/>
-    <w:bookmarkStart w:id="36" w:name="例4-硼氢化联动"/>
+    <w:bookmarkEnd w:id="47"/>
+    <w:bookmarkStart w:id="48" w:name="例4-硼氢化联动"/>
     <w:p>
       <w:pPr>
         <w:pStyle w:val="Heading3"/>
@@ -5949,8 +6387,8 @@
         </w:pict>
       </w:r>
     </w:p>
-    <w:bookmarkEnd w:id="36"/>
-    <w:bookmarkStart w:id="37" w:name="例5-cram规则"/>
+    <w:bookmarkEnd w:id="48"/>
+    <w:bookmarkStart w:id="49" w:name="例5-cram规则"/>
     <w:p>
       <w:pPr>
         <w:pStyle w:val="Heading3"/>
@@ -6098,8 +6536,8 @@
         </w:pict>
       </w:r>
     </w:p>
-    <w:bookmarkEnd w:id="37"/>
-    <w:bookmarkStart w:id="38" w:name="例6-动力学vs热力学控制"/>
+    <w:bookmarkEnd w:id="49"/>
+    <w:bookmarkStart w:id="50" w:name="例6-动力学vs热力学控制"/>
     <w:p>
       <w:pPr>
         <w:pStyle w:val="Heading3"/>
@@ -6251,9 +6689,9 @@
         </w:pict>
       </w:r>
     </w:p>
-    <w:bookmarkEnd w:id="38"/>
-    <w:bookmarkEnd w:id="39"/>
-    <w:bookmarkStart w:id="40" w:name="十常见误区"/>
+    <w:bookmarkEnd w:id="50"/>
+    <w:bookmarkEnd w:id="51"/>
+    <w:bookmarkStart w:id="52" w:name="十常见误区"/>
     <w:p>
       <w:pPr>
         <w:pStyle w:val="Heading2"/>
@@ -6468,8 +6906,8 @@
         </w:pict>
       </w:r>
     </w:p>
-    <w:bookmarkEnd w:id="40"/>
-    <w:bookmarkStart w:id="43" w:name="十一方法总结"/>
+    <w:bookmarkEnd w:id="52"/>
+    <w:bookmarkStart w:id="55" w:name="十一方法总结"/>
     <w:p>
       <w:pPr>
         <w:pStyle w:val="Heading2"/>
@@ -6481,7 +6919,7 @@
         <w:t xml:space="preserve">十一、方法总结</w:t>
       </w:r>
     </w:p>
-    <w:bookmarkStart w:id="41" w:name="三问判断法决策树"/>
+    <w:bookmarkStart w:id="53" w:name="三问判断法决策树"/>
     <w:p>
       <w:pPr>
         <w:pStyle w:val="Heading3"/>
@@ -6745,8 +7183,8 @@
         <w:t xml:space="preserve">溶剂效应</w:t>
       </w:r>
     </w:p>
-    <w:bookmarkEnd w:id="41"/>
-    <w:bookmarkStart w:id="42" w:name="核心口诀"/>
+    <w:bookmarkEnd w:id="53"/>
+    <w:bookmarkStart w:id="54" w:name="核心口诀"/>
     <w:p>
       <w:pPr>
         <w:pStyle w:val="Heading3"/>
@@ -6855,9 +7293,9 @@
         </w:pict>
       </w:r>
     </w:p>
-    <w:bookmarkEnd w:id="42"/>
-    <w:bookmarkEnd w:id="43"/>
-    <w:bookmarkStart w:id="47" w:name="十二核心速查卡"/>
+    <w:bookmarkEnd w:id="54"/>
+    <w:bookmarkEnd w:id="55"/>
+    <w:bookmarkStart w:id="59" w:name="十二核心速查卡"/>
     <w:p>
       <w:pPr>
         <w:pStyle w:val="Heading2"/>
@@ -6869,7 +7307,7 @@
         <w:t xml:space="preserve">十二、核心速查卡</w:t>
       </w:r>
     </w:p>
-    <w:bookmarkStart w:id="44" w:name="反应立体化学速查"/>
+    <w:bookmarkStart w:id="56" w:name="反应立体化学速查"/>
     <w:p>
       <w:pPr>
         <w:pStyle w:val="Heading3"/>
@@ -6902,7 +7340,7 @@
           <w:p>
             <w:pPr>
               <w:pStyle w:val="Compact"/>
-              <w:jc w:val="left"/>
+              <w:jc w:val="center"/>
             </w:pPr>
             <w:r>
               <w:rPr>
@@ -6934,7 +7372,7 @@
           <w:p>
             <w:pPr>
               <w:pStyle w:val="Compact"/>
-              <w:jc w:val="left"/>
+              <w:jc w:val="center"/>
             </w:pPr>
             <w:r>
               <w:rPr>
@@ -6968,7 +7406,7 @@
           <w:p>
             <w:pPr>
               <w:pStyle w:val="Compact"/>
-              <w:jc w:val="left"/>
+              <w:jc w:val="center"/>
             </w:pPr>
             <w:r>
               <w:rPr>
@@ -6998,7 +7436,7 @@
           <w:p>
             <w:pPr>
               <w:pStyle w:val="Compact"/>
-              <w:jc w:val="left"/>
+              <w:jc w:val="center"/>
             </w:pPr>
             <w:r>
               <w:rPr>
@@ -7030,7 +7468,7 @@
           <w:p>
             <w:pPr>
               <w:pStyle w:val="Compact"/>
-              <w:jc w:val="left"/>
+              <w:jc w:val="center"/>
             </w:pPr>
             <w:r>
               <w:rPr>
@@ -7060,7 +7498,7 @@
           <w:p>
             <w:pPr>
               <w:pStyle w:val="Compact"/>
-              <w:jc w:val="left"/>
+              <w:jc w:val="center"/>
             </w:pPr>
             <w:r>
               <w:rPr>
@@ -7092,7 +7530,7 @@
           <w:p>
             <w:pPr>
               <w:pStyle w:val="Compact"/>
-              <w:jc w:val="left"/>
+              <w:jc w:val="center"/>
             </w:pPr>
             <w:r>
               <w:rPr>
@@ -7122,7 +7560,7 @@
           <w:p>
             <w:pPr>
               <w:pStyle w:val="Compact"/>
-              <w:jc w:val="left"/>
+              <w:jc w:val="center"/>
             </w:pPr>
             <w:r>
               <w:rPr>
@@ -7154,7 +7592,7 @@
           <w:p>
             <w:pPr>
               <w:pStyle w:val="Compact"/>
-              <w:jc w:val="left"/>
+              <w:jc w:val="center"/>
             </w:pPr>
             <w:r>
               <w:rPr>
@@ -7184,7 +7622,7 @@
           <w:p>
             <w:pPr>
               <w:pStyle w:val="Compact"/>
-              <w:jc w:val="left"/>
+              <w:jc w:val="center"/>
             </w:pPr>
             <w:r>
               <w:rPr>
@@ -7216,7 +7654,7 @@
           <w:p>
             <w:pPr>
               <w:pStyle w:val="Compact"/>
-              <w:jc w:val="left"/>
+              <w:jc w:val="center"/>
             </w:pPr>
             <w:r>
               <w:rPr>
@@ -7246,7 +7684,7 @@
           <w:p>
             <w:pPr>
               <w:pStyle w:val="Compact"/>
-              <w:jc w:val="left"/>
+              <w:jc w:val="center"/>
             </w:pPr>
             <w:r>
               <w:rPr>
@@ -7278,7 +7716,7 @@
           <w:p>
             <w:pPr>
               <w:pStyle w:val="Compact"/>
-              <w:jc w:val="left"/>
+              <w:jc w:val="center"/>
             </w:pPr>
             <w:r>
               <w:rPr>
@@ -7308,7 +7746,7 @@
           <w:p>
             <w:pPr>
               <w:pStyle w:val="Compact"/>
-              <w:jc w:val="left"/>
+              <w:jc w:val="center"/>
             </w:pPr>
             <w:r>
               <w:rPr>
@@ -7340,7 +7778,7 @@
           <w:p>
             <w:pPr>
               <w:pStyle w:val="Compact"/>
-              <w:jc w:val="left"/>
+              <w:jc w:val="center"/>
             </w:pPr>
             <w:r>
               <w:rPr>
@@ -7370,7 +7808,7 @@
           <w:p>
             <w:pPr>
               <w:pStyle w:val="Compact"/>
-              <w:jc w:val="left"/>
+              <w:jc w:val="center"/>
             </w:pPr>
             <w:r>
               <w:rPr>
@@ -7397,8 +7835,8 @@
         </w:tc>
       </w:tr>
     </w:tbl>
-    <w:bookmarkEnd w:id="44"/>
-    <w:bookmarkStart w:id="45" w:name="区域选择性速查"/>
+    <w:bookmarkEnd w:id="56"/>
+    <w:bookmarkStart w:id="57" w:name="区域选择性速查"/>
     <w:p>
       <w:pPr>
         <w:pStyle w:val="Heading3"/>
@@ -7430,7 +7868,7 @@
           <w:p>
             <w:pPr>
               <w:pStyle w:val="Compact"/>
-              <w:jc w:val="left"/>
+              <w:jc w:val="center"/>
             </w:pPr>
             <w:r>
               <w:rPr>
@@ -7446,7 +7884,7 @@
           <w:p>
             <w:pPr>
               <w:pStyle w:val="Compact"/>
-              <w:jc w:val="left"/>
+              <w:jc w:val="center"/>
             </w:pPr>
             <w:r>
               <w:rPr>
@@ -7462,7 +7900,7 @@
           <w:p>
             <w:pPr>
               <w:pStyle w:val="Compact"/>
-              <w:jc w:val="left"/>
+              <w:jc w:val="center"/>
             </w:pPr>
             <w:r>
               <w:rPr>
@@ -7480,7 +7918,7 @@
           <w:p>
             <w:pPr>
               <w:pStyle w:val="Compact"/>
-              <w:jc w:val="left"/>
+              <w:jc w:val="center"/>
             </w:pPr>
             <w:r>
               <w:rPr>
@@ -7495,7 +7933,7 @@
           <w:p>
             <w:pPr>
               <w:pStyle w:val="Compact"/>
-              <w:jc w:val="left"/>
+              <w:jc w:val="center"/>
             </w:pPr>
             <w:r>
               <w:rPr>
@@ -7510,7 +7948,7 @@
           <w:p>
             <w:pPr>
               <w:pStyle w:val="Compact"/>
-              <w:jc w:val="left"/>
+              <w:jc w:val="center"/>
             </w:pPr>
             <w:r>
               <w:rPr>
@@ -7527,7 +7965,7 @@
           <w:p>
             <w:pPr>
               <w:pStyle w:val="Compact"/>
-              <w:jc w:val="left"/>
+              <w:jc w:val="center"/>
             </w:pPr>
             <w:r>
               <w:rPr>
@@ -7542,7 +7980,7 @@
           <w:p>
             <w:pPr>
               <w:pStyle w:val="Compact"/>
-              <w:jc w:val="left"/>
+              <w:jc w:val="center"/>
             </w:pPr>
             <w:r>
               <w:rPr>
@@ -7557,7 +7995,7 @@
           <w:p>
             <w:pPr>
               <w:pStyle w:val="Compact"/>
-              <w:jc w:val="left"/>
+              <w:jc w:val="center"/>
             </w:pPr>
             <w:r>
               <w:rPr>
@@ -7574,7 +8012,7 @@
           <w:p>
             <w:pPr>
               <w:pStyle w:val="Compact"/>
-              <w:jc w:val="left"/>
+              <w:jc w:val="center"/>
             </w:pPr>
             <w:r>
               <w:rPr>
@@ -7589,7 +8027,7 @@
           <w:p>
             <w:pPr>
               <w:pStyle w:val="Compact"/>
-              <w:jc w:val="left"/>
+              <w:jc w:val="center"/>
             </w:pPr>
             <w:r>
               <w:rPr>
@@ -7604,7 +8042,7 @@
           <w:p>
             <w:pPr>
               <w:pStyle w:val="Compact"/>
-              <w:jc w:val="left"/>
+              <w:jc w:val="center"/>
             </w:pPr>
             <w:r>
               <w:rPr>
@@ -7621,7 +8059,7 @@
           <w:p>
             <w:pPr>
               <w:pStyle w:val="Compact"/>
-              <w:jc w:val="left"/>
+              <w:jc w:val="center"/>
             </w:pPr>
             <w:r>
               <w:rPr>
@@ -7636,7 +8074,7 @@
           <w:p>
             <w:pPr>
               <w:pStyle w:val="Compact"/>
-              <w:jc w:val="left"/>
+              <w:jc w:val="center"/>
             </w:pPr>
             <w:r>
               <w:rPr>
@@ -7651,7 +8089,7 @@
           <w:p>
             <w:pPr>
               <w:pStyle w:val="Compact"/>
-              <w:jc w:val="left"/>
+              <w:jc w:val="center"/>
             </w:pPr>
             <w:r>
               <w:rPr>
@@ -7668,7 +8106,7 @@
           <w:p>
             <w:pPr>
               <w:pStyle w:val="Compact"/>
-              <w:jc w:val="left"/>
+              <w:jc w:val="center"/>
             </w:pPr>
             <w:r>
               <w:rPr>
@@ -7683,7 +8121,7 @@
           <w:p>
             <w:pPr>
               <w:pStyle w:val="Compact"/>
-              <w:jc w:val="left"/>
+              <w:jc w:val="center"/>
             </w:pPr>
             <w:r>
               <w:rPr>
@@ -7698,7 +8136,7 @@
           <w:p>
             <w:pPr>
               <w:pStyle w:val="Compact"/>
-              <w:jc w:val="left"/>
+              <w:jc w:val="center"/>
             </w:pPr>
             <w:r>
               <w:rPr>
@@ -7715,7 +8153,7 @@
           <w:p>
             <w:pPr>
               <w:pStyle w:val="Compact"/>
-              <w:jc w:val="left"/>
+              <w:jc w:val="center"/>
             </w:pPr>
             <w:r>
               <w:rPr>
@@ -7730,7 +8168,7 @@
           <w:p>
             <w:pPr>
               <w:pStyle w:val="Compact"/>
-              <w:jc w:val="left"/>
+              <w:jc w:val="center"/>
             </w:pPr>
             <w:r>
               <w:rPr>
@@ -7745,7 +8183,7 @@
           <w:p>
             <w:pPr>
               <w:pStyle w:val="Compact"/>
-              <w:jc w:val="left"/>
+              <w:jc w:val="center"/>
             </w:pPr>
             <w:r>
               <w:rPr>
@@ -7762,7 +8200,7 @@
           <w:p>
             <w:pPr>
               <w:pStyle w:val="Compact"/>
-              <w:jc w:val="left"/>
+              <w:jc w:val="center"/>
             </w:pPr>
             <w:r>
               <w:rPr>
@@ -7777,7 +8215,7 @@
           <w:p>
             <w:pPr>
               <w:pStyle w:val="Compact"/>
-              <w:jc w:val="left"/>
+              <w:jc w:val="center"/>
             </w:pPr>
             <w:r>
               <w:rPr>
@@ -7792,7 +8230,7 @@
           <w:p>
             <w:pPr>
               <w:pStyle w:val="Compact"/>
-              <w:jc w:val="left"/>
+              <w:jc w:val="center"/>
             </w:pPr>
             <w:r>
               <w:rPr>
@@ -7809,7 +8247,7 @@
           <w:p>
             <w:pPr>
               <w:pStyle w:val="Compact"/>
-              <w:jc w:val="left"/>
+              <w:jc w:val="center"/>
             </w:pPr>
             <w:r>
               <w:rPr>
@@ -7824,7 +8262,7 @@
           <w:p>
             <w:pPr>
               <w:pStyle w:val="Compact"/>
-              <w:jc w:val="left"/>
+              <w:jc w:val="center"/>
             </w:pPr>
             <w:r>
               <w:rPr>
@@ -7839,7 +8277,7 @@
           <w:p>
             <w:pPr>
               <w:pStyle w:val="Compact"/>
-              <w:jc w:val="left"/>
+              <w:jc w:val="center"/>
             </w:pPr>
             <w:r>
               <w:rPr>
@@ -7856,7 +8294,7 @@
           <w:p>
             <w:pPr>
               <w:pStyle w:val="Compact"/>
-              <w:jc w:val="left"/>
+              <w:jc w:val="center"/>
             </w:pPr>
             <w:r>
               <w:rPr>
@@ -7871,7 +8309,7 @@
           <w:p>
             <w:pPr>
               <w:pStyle w:val="Compact"/>
-              <w:jc w:val="left"/>
+              <w:jc w:val="center"/>
             </w:pPr>
             <w:r>
               <w:rPr>
@@ -7886,7 +8324,7 @@
           <w:p>
             <w:pPr>
               <w:pStyle w:val="Compact"/>
-              <w:jc w:val="left"/>
+              <w:jc w:val="center"/>
             </w:pPr>
             <w:r>
               <w:rPr>
@@ -7898,8 +8336,8 @@
         </w:tc>
       </w:tr>
     </w:tbl>
-    <w:bookmarkEnd w:id="45"/>
-    <w:bookmarkStart w:id="46" w:name="cram规则速查"/>
+    <w:bookmarkEnd w:id="57"/>
+    <w:bookmarkStart w:id="58" w:name="cram规则速查"/>
     <w:p>
       <w:pPr>
         <w:pStyle w:val="Heading3"/>
@@ -7931,7 +8369,7 @@
           <w:p>
             <w:pPr>
               <w:pStyle w:val="Compact"/>
-              <w:jc w:val="left"/>
+              <w:jc w:val="center"/>
             </w:pPr>
             <w:r>
               <w:rPr>
@@ -7947,7 +8385,7 @@
           <w:p>
             <w:pPr>
               <w:pStyle w:val="Compact"/>
-              <w:jc w:val="left"/>
+              <w:jc w:val="center"/>
             </w:pPr>
             <w:r>
               <w:rPr>
@@ -7963,7 +8401,7 @@
           <w:p>
             <w:pPr>
               <w:pStyle w:val="Compact"/>
-              <w:jc w:val="left"/>
+              <w:jc w:val="center"/>
             </w:pPr>
             <w:r>
               <w:rPr>
@@ -7981,7 +8419,7 @@
           <w:p>
             <w:pPr>
               <w:pStyle w:val="Compact"/>
-              <w:jc w:val="left"/>
+              <w:jc w:val="center"/>
             </w:pPr>
             <w:r>
               <w:rPr>
@@ -7996,7 +8434,7 @@
           <w:p>
             <w:pPr>
               <w:pStyle w:val="Compact"/>
-              <w:jc w:val="left"/>
+              <w:jc w:val="center"/>
             </w:pPr>
             <w:r>
               <w:rPr>
@@ -8011,7 +8449,7 @@
           <w:p>
             <w:pPr>
               <w:pStyle w:val="Compact"/>
-              <w:jc w:val="left"/>
+              <w:jc w:val="center"/>
             </w:pPr>
             <w:r>
               <w:rPr>
@@ -8028,7 +8466,7 @@
           <w:p>
             <w:pPr>
               <w:pStyle w:val="Compact"/>
-              <w:jc w:val="left"/>
+              <w:jc w:val="center"/>
             </w:pPr>
             <w:r>
               <w:rPr>
@@ -8043,7 +8481,7 @@
           <w:p>
             <w:pPr>
               <w:pStyle w:val="Compact"/>
-              <w:jc w:val="left"/>
+              <w:jc w:val="center"/>
             </w:pPr>
             <w:r>
               <w:rPr>
@@ -8060,7 +8498,7 @@
           <w:p>
             <w:pPr>
               <w:pStyle w:val="Compact"/>
-              <w:jc w:val="left"/>
+              <w:jc w:val="center"/>
             </w:pPr>
             <w:r>
               <w:rPr>
@@ -8077,7 +8515,7 @@
           <w:p>
             <w:pPr>
               <w:pStyle w:val="Compact"/>
-              <w:jc w:val="left"/>
+              <w:jc w:val="center"/>
             </w:pPr>
             <w:r>
               <w:rPr>
@@ -8092,7 +8530,7 @@
           <w:p>
             <w:pPr>
               <w:pStyle w:val="Compact"/>
-              <w:jc w:val="left"/>
+              <w:jc w:val="center"/>
             </w:pPr>
             <w:r>
               <w:rPr>
@@ -8107,7 +8545,7 @@
           <w:p>
             <w:pPr>
               <w:pStyle w:val="Compact"/>
-              <w:jc w:val="left"/>
+              <w:jc w:val="center"/>
             </w:pPr>
             <w:r>
               <w:rPr>
@@ -8126,9 +8564,9 @@
         </w:pict>
       </w:r>
     </w:p>
-    <w:bookmarkEnd w:id="46"/>
-    <w:bookmarkEnd w:id="47"/>
-    <w:bookmarkStart w:id="51" w:name="十三练习题"/>
+    <w:bookmarkEnd w:id="58"/>
+    <w:bookmarkEnd w:id="59"/>
+    <w:bookmarkStart w:id="63" w:name="十三练习题"/>
     <w:p>
       <w:pPr>
         <w:pStyle w:val="Heading2"/>
@@ -8140,7 +8578,7 @@
         <w:t xml:space="preserve">十三、练习题</w:t>
       </w:r>
     </w:p>
-    <w:bookmarkStart w:id="48" w:name="基础巩固"/>
+    <w:bookmarkStart w:id="60" w:name="基础巩固"/>
     <w:p>
       <w:pPr>
         <w:pStyle w:val="Heading3"/>
@@ -8278,8 +8716,8 @@
         <w:t xml:space="preserve">1-甲基环己烯+Br₂/CCl₄→？立体结构？</w:t>
       </w:r>
     </w:p>
-    <w:bookmarkEnd w:id="48"/>
-    <w:bookmarkStart w:id="49" w:name="提高训练"/>
+    <w:bookmarkEnd w:id="60"/>
+    <w:bookmarkStart w:id="61" w:name="提高训练"/>
     <w:p>
       <w:pPr>
         <w:pStyle w:val="Heading3"/>
@@ -8368,8 +8806,8 @@
         <w:t xml:space="preserve">3-甲基-2-丁酮+CH₃MgBr主产物（Cram规则）？</w:t>
       </w:r>
     </w:p>
-    <w:bookmarkEnd w:id="49"/>
-    <w:bookmarkStart w:id="50" w:name="综合挑战"/>
+    <w:bookmarkEnd w:id="61"/>
+    <w:bookmarkStart w:id="62" w:name="综合挑战"/>
     <w:p>
       <w:pPr>
         <w:pStyle w:val="Heading3"/>
@@ -8460,9 +8898,9 @@
         </w:pict>
       </w:r>
     </w:p>
-    <w:bookmarkEnd w:id="50"/>
-    <w:bookmarkEnd w:id="51"/>
-    <w:bookmarkStart w:id="52" w:name="参考答案"/>
+    <w:bookmarkEnd w:id="62"/>
+    <w:bookmarkEnd w:id="63"/>
+    <w:bookmarkStart w:id="64" w:name="参考答案"/>
     <w:p>
       <w:pPr>
         <w:pStyle w:val="Heading2"/>
@@ -8714,8 +9152,8 @@
         </w:pict>
       </w:r>
     </w:p>
-    <w:bookmarkEnd w:id="52"/>
-    <w:bookmarkStart w:id="53" w:name="十四跨专题连接"/>
+    <w:bookmarkEnd w:id="64"/>
+    <w:bookmarkStart w:id="65" w:name="十四跨专题连接"/>
     <w:p>
       <w:pPr>
         <w:pStyle w:val="Heading2"/>
@@ -8830,8 +9268,8 @@
         </w:pict>
       </w:r>
     </w:p>
-    <w:bookmarkEnd w:id="53"/>
-    <w:bookmarkEnd w:id="54"/>
+    <w:bookmarkEnd w:id="65"/>
+    <w:bookmarkEnd w:id="66"/>
     <w:sectPr>
       <w:footerReference w:type="default" r:id="rId9"/>
       <w:footnotePr>
